--- a/Informe/Comparador_AFD_Informe.docx
+++ b/Informe/Comparador_AFD_Informe.docx
@@ -242,9 +242,12 @@
     <w:sdt>
       <w:sdtPr>
         <w:rPr>
-          <w:rFonts w:asciiTheme="minorBidi" w:hAnsiTheme="minorBidi" w:cstheme="minorBidi"/>
+          <w:rFonts w:asciiTheme="minorBidi" w:eastAsia="Calibri" w:hAnsiTheme="minorBidi" w:cstheme="minorBidi"/>
           <w:b/>
           <w:bCs/>
+          <w:color w:val="auto"/>
+          <w:sz w:val="22"/>
+          <w:szCs w:val="22"/>
           <w:lang w:val="es-ES"/>
         </w:rPr>
         <w:id w:val="-1593854877"/>
@@ -253,14 +256,6 @@
           <w:docPartUnique/>
         </w:docPartObj>
       </w:sdtPr>
-      <w:sdtEndPr>
-        <w:rPr>
-          <w:rFonts w:eastAsia="Calibri"/>
-          <w:color w:val="auto"/>
-          <w:sz w:val="22"/>
-          <w:szCs w:val="22"/>
-        </w:rPr>
-      </w:sdtEndPr>
       <w:sdtContent>
         <w:p>
           <w:pPr>
@@ -291,6 +286,7 @@
               <w:kern w:val="2"/>
               <w:sz w:val="24"/>
               <w:szCs w:val="24"/>
+              <w:lang w:val="es-419" w:eastAsia="es-419"/>
               <w14:ligatures w14:val="standardContextual"/>
             </w:rPr>
           </w:pPr>
@@ -312,7 +308,7 @@
             </w:rPr>
             <w:fldChar w:fldCharType="separate"/>
           </w:r>
-          <w:hyperlink w:anchor="_Toc230854376" w:history="1">
+          <w:hyperlink w:anchor="_Toc230951063" w:history="1">
             <w:r>
               <w:rPr>
                 <w:rStyle w:val="Hipervnculo"/>
@@ -336,7 +332,7 @@
               <w:rPr>
                 <w:webHidden/>
               </w:rPr>
-              <w:instrText xml:space="preserve"> PAGEREF _Toc230854376 \h </w:instrText>
+              <w:instrText xml:space="preserve"> PAGEREF _Toc230951063 \h </w:instrText>
             </w:r>
             <w:r>
               <w:rPr>
@@ -375,10 +371,11 @@
               <w:kern w:val="2"/>
               <w:sz w:val="24"/>
               <w:szCs w:val="24"/>
+              <w:lang w:val="es-419" w:eastAsia="es-419"/>
               <w14:ligatures w14:val="standardContextual"/>
             </w:rPr>
           </w:pPr>
-          <w:hyperlink w:anchor="_Toc230854377" w:history="1">
+          <w:hyperlink w:anchor="_Toc230951064" w:history="1">
             <w:r>
               <w:rPr>
                 <w:rStyle w:val="Hipervnculo"/>
@@ -406,7 +403,7 @@
                 <w:noProof/>
                 <w:webHidden/>
               </w:rPr>
-              <w:instrText xml:space="preserve"> PAGEREF _Toc230854377 \h </w:instrText>
+              <w:instrText xml:space="preserve"> PAGEREF _Toc230951064 \h </w:instrText>
             </w:r>
             <w:r>
               <w:rPr>
@@ -449,10 +446,11 @@
               <w:kern w:val="2"/>
               <w:sz w:val="24"/>
               <w:szCs w:val="24"/>
+              <w:lang w:val="es-419" w:eastAsia="es-419"/>
               <w14:ligatures w14:val="standardContextual"/>
             </w:rPr>
           </w:pPr>
-          <w:hyperlink w:anchor="_Toc230854378" w:history="1">
+          <w:hyperlink w:anchor="_Toc230951065" w:history="1">
             <w:r>
               <w:rPr>
                 <w:rStyle w:val="Hipervnculo"/>
@@ -480,7 +478,7 @@
                 <w:noProof/>
                 <w:webHidden/>
               </w:rPr>
-              <w:instrText xml:space="preserve"> PAGEREF _Toc230854378 \h </w:instrText>
+              <w:instrText xml:space="preserve"> PAGEREF _Toc230951065 \h </w:instrText>
             </w:r>
             <w:r>
               <w:rPr>
@@ -521,10 +519,11 @@
               <w:kern w:val="2"/>
               <w:sz w:val="24"/>
               <w:szCs w:val="24"/>
+              <w:lang w:val="es-419" w:eastAsia="es-419"/>
               <w14:ligatures w14:val="standardContextual"/>
             </w:rPr>
           </w:pPr>
-          <w:hyperlink w:anchor="_Toc230854379" w:history="1">
+          <w:hyperlink w:anchor="_Toc230951066" w:history="1">
             <w:r>
               <w:rPr>
                 <w:rStyle w:val="Hipervnculo"/>
@@ -548,7 +547,7 @@
               <w:rPr>
                 <w:webHidden/>
               </w:rPr>
-              <w:instrText xml:space="preserve"> PAGEREF _Toc230854379 \h </w:instrText>
+              <w:instrText xml:space="preserve"> PAGEREF _Toc230951066 \h </w:instrText>
             </w:r>
             <w:r>
               <w:rPr>
@@ -587,10 +586,11 @@
               <w:kern w:val="2"/>
               <w:sz w:val="24"/>
               <w:szCs w:val="24"/>
+              <w:lang w:val="es-419" w:eastAsia="es-419"/>
               <w14:ligatures w14:val="standardContextual"/>
             </w:rPr>
           </w:pPr>
-          <w:hyperlink w:anchor="_Toc230854380" w:history="1">
+          <w:hyperlink w:anchor="_Toc230951067" w:history="1">
             <w:r>
               <w:rPr>
                 <w:rStyle w:val="Hipervnculo"/>
@@ -618,7 +618,7 @@
                 <w:noProof/>
                 <w:webHidden/>
               </w:rPr>
-              <w:instrText xml:space="preserve"> PAGEREF _Toc230854380 \h </w:instrText>
+              <w:instrText xml:space="preserve"> PAGEREF _Toc230951067 \h </w:instrText>
             </w:r>
             <w:r>
               <w:rPr>
@@ -661,10 +661,11 @@
               <w:kern w:val="2"/>
               <w:sz w:val="24"/>
               <w:szCs w:val="24"/>
+              <w:lang w:val="es-419" w:eastAsia="es-419"/>
               <w14:ligatures w14:val="standardContextual"/>
             </w:rPr>
           </w:pPr>
-          <w:hyperlink w:anchor="_Toc230854381" w:history="1">
+          <w:hyperlink w:anchor="_Toc230951068" w:history="1">
             <w:r>
               <w:rPr>
                 <w:rStyle w:val="Hipervnculo"/>
@@ -692,7 +693,7 @@
                 <w:noProof/>
                 <w:webHidden/>
               </w:rPr>
-              <w:instrText xml:space="preserve"> PAGEREF _Toc230854381 \h </w:instrText>
+              <w:instrText xml:space="preserve"> PAGEREF _Toc230951068 \h </w:instrText>
             </w:r>
             <w:r>
               <w:rPr>
@@ -735,10 +736,11 @@
               <w:kern w:val="2"/>
               <w:sz w:val="24"/>
               <w:szCs w:val="24"/>
+              <w:lang w:val="es-419" w:eastAsia="es-419"/>
               <w14:ligatures w14:val="standardContextual"/>
             </w:rPr>
           </w:pPr>
-          <w:hyperlink w:anchor="_Toc230854382" w:history="1">
+          <w:hyperlink w:anchor="_Toc230951069" w:history="1">
             <w:r>
               <w:rPr>
                 <w:rStyle w:val="Hipervnculo"/>
@@ -766,7 +768,7 @@
                 <w:noProof/>
                 <w:webHidden/>
               </w:rPr>
-              <w:instrText xml:space="preserve"> PAGEREF _Toc230854382 \h </w:instrText>
+              <w:instrText xml:space="preserve"> PAGEREF _Toc230951069 \h </w:instrText>
             </w:r>
             <w:r>
               <w:rPr>
@@ -809,33 +811,18 @@
               <w:kern w:val="2"/>
               <w:sz w:val="24"/>
               <w:szCs w:val="24"/>
+              <w:lang w:val="es-419" w:eastAsia="es-419"/>
               <w14:ligatures w14:val="standardContextual"/>
             </w:rPr>
           </w:pPr>
-          <w:hyperlink w:anchor="_Toc230854383" w:history="1">
+          <w:hyperlink w:anchor="_Toc230951070" w:history="1">
             <w:r>
               <w:rPr>
                 <w:rStyle w:val="Hipervnculo"/>
                 <w:rFonts w:asciiTheme="minorBidi" w:hAnsiTheme="minorBidi"/>
                 <w:noProof/>
               </w:rPr>
-              <w:t>Estructura ge</w:t>
-            </w:r>
-            <w:r>
-              <w:rPr>
-                <w:rStyle w:val="Hipervnculo"/>
-                <w:rFonts w:asciiTheme="minorBidi" w:hAnsiTheme="minorBidi"/>
-                <w:noProof/>
-              </w:rPr>
-              <w:t>n</w:t>
-            </w:r>
-            <w:r>
-              <w:rPr>
-                <w:rStyle w:val="Hipervnculo"/>
-                <w:rFonts w:asciiTheme="minorBidi" w:hAnsiTheme="minorBidi"/>
-                <w:noProof/>
-              </w:rPr>
-              <w:t>eral del proyecto</w:t>
+              <w:t>Estructura general del proyecto</w:t>
             </w:r>
             <w:r>
               <w:rPr>
@@ -856,7 +843,7 @@
                 <w:noProof/>
                 <w:webHidden/>
               </w:rPr>
-              <w:instrText xml:space="preserve"> PAGEREF _Toc230854383 \h </w:instrText>
+              <w:instrText xml:space="preserve"> PAGEREF _Toc230951070 \h </w:instrText>
             </w:r>
             <w:r>
               <w:rPr>
@@ -897,10 +884,11 @@
               <w:kern w:val="2"/>
               <w:sz w:val="24"/>
               <w:szCs w:val="24"/>
+              <w:lang w:val="es-419" w:eastAsia="es-419"/>
               <w14:ligatures w14:val="standardContextual"/>
             </w:rPr>
           </w:pPr>
-          <w:hyperlink w:anchor="_Toc230854384" w:history="1">
+          <w:hyperlink w:anchor="_Toc230951071" w:history="1">
             <w:r>
               <w:rPr>
                 <w:rStyle w:val="Hipervnculo"/>
@@ -924,7 +912,7 @@
               <w:rPr>
                 <w:webHidden/>
               </w:rPr>
-              <w:instrText xml:space="preserve"> PAGEREF _Toc230854384 \h </w:instrText>
+              <w:instrText xml:space="preserve"> PAGEREF _Toc230951071 \h </w:instrText>
             </w:r>
             <w:r>
               <w:rPr>
@@ -963,10 +951,11 @@
               <w:kern w:val="2"/>
               <w:sz w:val="24"/>
               <w:szCs w:val="24"/>
+              <w:lang w:val="es-419" w:eastAsia="es-419"/>
               <w14:ligatures w14:val="standardContextual"/>
             </w:rPr>
           </w:pPr>
-          <w:hyperlink w:anchor="_Toc230854385" w:history="1">
+          <w:hyperlink w:anchor="_Toc230951072" w:history="1">
             <w:r>
               <w:rPr>
                 <w:rStyle w:val="Hipervnculo"/>
@@ -994,7 +983,7 @@
                 <w:noProof/>
                 <w:webHidden/>
               </w:rPr>
-              <w:instrText xml:space="preserve"> PAGEREF _Toc230854385 \h </w:instrText>
+              <w:instrText xml:space="preserve"> PAGEREF _Toc230951072 \h </w:instrText>
             </w:r>
             <w:r>
               <w:rPr>
@@ -1037,10 +1026,11 @@
               <w:kern w:val="2"/>
               <w:sz w:val="24"/>
               <w:szCs w:val="24"/>
+              <w:lang w:val="es-419" w:eastAsia="es-419"/>
               <w14:ligatures w14:val="standardContextual"/>
             </w:rPr>
           </w:pPr>
-          <w:hyperlink w:anchor="_Toc230854386" w:history="1">
+          <w:hyperlink w:anchor="_Toc230951073" w:history="1">
             <w:r>
               <w:rPr>
                 <w:rStyle w:val="Hipervnculo"/>
@@ -1068,7 +1058,7 @@
                 <w:noProof/>
                 <w:webHidden/>
               </w:rPr>
-              <w:instrText xml:space="preserve"> PAGEREF _Toc230854386 \h </w:instrText>
+              <w:instrText xml:space="preserve"> PAGEREF _Toc230951073 \h </w:instrText>
             </w:r>
             <w:r>
               <w:rPr>
@@ -1111,10 +1101,11 @@
               <w:kern w:val="2"/>
               <w:sz w:val="24"/>
               <w:szCs w:val="24"/>
+              <w:lang w:val="es-419" w:eastAsia="es-419"/>
               <w14:ligatures w14:val="standardContextual"/>
             </w:rPr>
           </w:pPr>
-          <w:hyperlink w:anchor="_Toc230854387" w:history="1">
+          <w:hyperlink w:anchor="_Toc230951074" w:history="1">
             <w:r>
               <w:rPr>
                 <w:rStyle w:val="Hipervnculo"/>
@@ -1142,7 +1133,7 @@
                 <w:noProof/>
                 <w:webHidden/>
               </w:rPr>
-              <w:instrText xml:space="preserve"> PAGEREF _Toc230854387 \h </w:instrText>
+              <w:instrText xml:space="preserve"> PAGEREF _Toc230951074 \h </w:instrText>
             </w:r>
             <w:r>
               <w:rPr>
@@ -1185,10 +1176,11 @@
               <w:kern w:val="2"/>
               <w:sz w:val="24"/>
               <w:szCs w:val="24"/>
+              <w:lang w:val="es-419" w:eastAsia="es-419"/>
               <w14:ligatures w14:val="standardContextual"/>
             </w:rPr>
           </w:pPr>
-          <w:hyperlink w:anchor="_Toc230854388" w:history="1">
+          <w:hyperlink w:anchor="_Toc230951075" w:history="1">
             <w:r>
               <w:rPr>
                 <w:rStyle w:val="Hipervnculo"/>
@@ -1216,7 +1208,7 @@
                 <w:noProof/>
                 <w:webHidden/>
               </w:rPr>
-              <w:instrText xml:space="preserve"> PAGEREF _Toc230854388 \h </w:instrText>
+              <w:instrText xml:space="preserve"> PAGEREF _Toc230951075 \h </w:instrText>
             </w:r>
             <w:r>
               <w:rPr>
@@ -1259,10 +1251,11 @@
               <w:kern w:val="2"/>
               <w:sz w:val="24"/>
               <w:szCs w:val="24"/>
+              <w:lang w:val="es-419" w:eastAsia="es-419"/>
               <w14:ligatures w14:val="standardContextual"/>
             </w:rPr>
           </w:pPr>
-          <w:hyperlink w:anchor="_Toc230854389" w:history="1">
+          <w:hyperlink w:anchor="_Toc230951076" w:history="1">
             <w:r>
               <w:rPr>
                 <w:rStyle w:val="Hipervnculo"/>
@@ -1290,7 +1283,7 @@
                 <w:noProof/>
                 <w:webHidden/>
               </w:rPr>
-              <w:instrText xml:space="preserve"> PAGEREF _Toc230854389 \h </w:instrText>
+              <w:instrText xml:space="preserve"> PAGEREF _Toc230951076 \h </w:instrText>
             </w:r>
             <w:r>
               <w:rPr>
@@ -1333,10 +1326,11 @@
               <w:kern w:val="2"/>
               <w:sz w:val="24"/>
               <w:szCs w:val="24"/>
+              <w:lang w:val="es-419" w:eastAsia="es-419"/>
               <w14:ligatures w14:val="standardContextual"/>
             </w:rPr>
           </w:pPr>
-          <w:hyperlink w:anchor="_Toc230854390" w:history="1">
+          <w:hyperlink w:anchor="_Toc230951077" w:history="1">
             <w:r>
               <w:rPr>
                 <w:rStyle w:val="Hipervnculo"/>
@@ -1364,7 +1358,7 @@
                 <w:noProof/>
                 <w:webHidden/>
               </w:rPr>
-              <w:instrText xml:space="preserve"> PAGEREF _Toc230854390 \h </w:instrText>
+              <w:instrText xml:space="preserve"> PAGEREF _Toc230951077 \h </w:instrText>
             </w:r>
             <w:r>
               <w:rPr>
@@ -1407,10 +1401,11 @@
               <w:kern w:val="2"/>
               <w:sz w:val="24"/>
               <w:szCs w:val="24"/>
+              <w:lang w:val="es-419" w:eastAsia="es-419"/>
               <w14:ligatures w14:val="standardContextual"/>
             </w:rPr>
           </w:pPr>
-          <w:hyperlink w:anchor="_Toc230854391" w:history="1">
+          <w:hyperlink w:anchor="_Toc230951078" w:history="1">
             <w:r>
               <w:rPr>
                 <w:rStyle w:val="Hipervnculo"/>
@@ -1438,7 +1433,7 @@
                 <w:noProof/>
                 <w:webHidden/>
               </w:rPr>
-              <w:instrText xml:space="preserve"> PAGEREF _Toc230854391 \h </w:instrText>
+              <w:instrText xml:space="preserve"> PAGEREF _Toc230951078 \h </w:instrText>
             </w:r>
             <w:r>
               <w:rPr>
@@ -1481,10 +1476,11 @@
               <w:kern w:val="2"/>
               <w:sz w:val="24"/>
               <w:szCs w:val="24"/>
+              <w:lang w:val="es-419" w:eastAsia="es-419"/>
               <w14:ligatures w14:val="standardContextual"/>
             </w:rPr>
           </w:pPr>
-          <w:hyperlink w:anchor="_Toc230854392" w:history="1">
+          <w:hyperlink w:anchor="_Toc230951079" w:history="1">
             <w:r>
               <w:rPr>
                 <w:rStyle w:val="Hipervnculo"/>
@@ -1512,7 +1508,7 @@
                 <w:noProof/>
                 <w:webHidden/>
               </w:rPr>
-              <w:instrText xml:space="preserve"> PAGEREF _Toc230854392 \h </w:instrText>
+              <w:instrText xml:space="preserve"> PAGEREF _Toc230951079 \h </w:instrText>
             </w:r>
             <w:r>
               <w:rPr>
@@ -1555,10 +1551,11 @@
               <w:kern w:val="2"/>
               <w:sz w:val="24"/>
               <w:szCs w:val="24"/>
+              <w:lang w:val="es-419" w:eastAsia="es-419"/>
               <w14:ligatures w14:val="standardContextual"/>
             </w:rPr>
           </w:pPr>
-          <w:hyperlink w:anchor="_Toc230854393" w:history="1">
+          <w:hyperlink w:anchor="_Toc230951080" w:history="1">
             <w:r>
               <w:rPr>
                 <w:rStyle w:val="Hipervnculo"/>
@@ -1586,7 +1583,7 @@
                 <w:noProof/>
                 <w:webHidden/>
               </w:rPr>
-              <w:instrText xml:space="preserve"> PAGEREF _Toc230854393 \h </w:instrText>
+              <w:instrText xml:space="preserve"> PAGEREF _Toc230951080 \h </w:instrText>
             </w:r>
             <w:r>
               <w:rPr>
@@ -1629,10 +1626,11 @@
               <w:kern w:val="2"/>
               <w:sz w:val="24"/>
               <w:szCs w:val="24"/>
+              <w:lang w:val="es-419" w:eastAsia="es-419"/>
               <w14:ligatures w14:val="standardContextual"/>
             </w:rPr>
           </w:pPr>
-          <w:hyperlink w:anchor="_Toc230854394" w:history="1">
+          <w:hyperlink w:anchor="_Toc230951081" w:history="1">
             <w:r>
               <w:rPr>
                 <w:rStyle w:val="Hipervnculo"/>
@@ -1660,7 +1658,7 @@
                 <w:noProof/>
                 <w:webHidden/>
               </w:rPr>
-              <w:instrText xml:space="preserve"> PAGEREF _Toc230854394 \h </w:instrText>
+              <w:instrText xml:space="preserve"> PAGEREF _Toc230951081 \h </w:instrText>
             </w:r>
             <w:r>
               <w:rPr>
@@ -1703,10 +1701,11 @@
               <w:kern w:val="2"/>
               <w:sz w:val="24"/>
               <w:szCs w:val="24"/>
+              <w:lang w:val="es-419" w:eastAsia="es-419"/>
               <w14:ligatures w14:val="standardContextual"/>
             </w:rPr>
           </w:pPr>
-          <w:hyperlink w:anchor="_Toc230854395" w:history="1">
+          <w:hyperlink w:anchor="_Toc230951082" w:history="1">
             <w:r>
               <w:rPr>
                 <w:rStyle w:val="Hipervnculo"/>
@@ -1734,7 +1733,7 @@
                 <w:noProof/>
                 <w:webHidden/>
               </w:rPr>
-              <w:instrText xml:space="preserve"> PAGEREF _Toc230854395 \h </w:instrText>
+              <w:instrText xml:space="preserve"> PAGEREF _Toc230951082 \h </w:instrText>
             </w:r>
             <w:r>
               <w:rPr>
@@ -1777,10 +1776,11 @@
               <w:kern w:val="2"/>
               <w:sz w:val="24"/>
               <w:szCs w:val="24"/>
+              <w:lang w:val="es-419" w:eastAsia="es-419"/>
               <w14:ligatures w14:val="standardContextual"/>
             </w:rPr>
           </w:pPr>
-          <w:hyperlink w:anchor="_Toc230854396" w:history="1">
+          <w:hyperlink w:anchor="_Toc230951083" w:history="1">
             <w:r>
               <w:rPr>
                 <w:rStyle w:val="Hipervnculo"/>
@@ -1808,7 +1808,7 @@
                 <w:noProof/>
                 <w:webHidden/>
               </w:rPr>
-              <w:instrText xml:space="preserve"> PAGEREF _Toc230854396 \h </w:instrText>
+              <w:instrText xml:space="preserve"> PAGEREF _Toc230951083 \h </w:instrText>
             </w:r>
             <w:r>
               <w:rPr>
@@ -1851,10 +1851,11 @@
               <w:kern w:val="2"/>
               <w:sz w:val="24"/>
               <w:szCs w:val="24"/>
+              <w:lang w:val="es-419" w:eastAsia="es-419"/>
               <w14:ligatures w14:val="standardContextual"/>
             </w:rPr>
           </w:pPr>
-          <w:hyperlink w:anchor="_Toc230854397" w:history="1">
+          <w:hyperlink w:anchor="_Toc230951084" w:history="1">
             <w:r>
               <w:rPr>
                 <w:rStyle w:val="Hipervnculo"/>
@@ -1882,7 +1883,7 @@
                 <w:noProof/>
                 <w:webHidden/>
               </w:rPr>
-              <w:instrText xml:space="preserve"> PAGEREF _Toc230854397 \h </w:instrText>
+              <w:instrText xml:space="preserve"> PAGEREF _Toc230951084 \h </w:instrText>
             </w:r>
             <w:r>
               <w:rPr>
@@ -1925,10 +1926,11 @@
               <w:kern w:val="2"/>
               <w:sz w:val="24"/>
               <w:szCs w:val="24"/>
+              <w:lang w:val="es-419" w:eastAsia="es-419"/>
               <w14:ligatures w14:val="standardContextual"/>
             </w:rPr>
           </w:pPr>
-          <w:hyperlink w:anchor="_Toc230854398" w:history="1">
+          <w:hyperlink w:anchor="_Toc230951085" w:history="1">
             <w:r>
               <w:rPr>
                 <w:rStyle w:val="Hipervnculo"/>
@@ -1956,7 +1958,7 @@
                 <w:noProof/>
                 <w:webHidden/>
               </w:rPr>
-              <w:instrText xml:space="preserve"> PAGEREF _Toc230854398 \h </w:instrText>
+              <w:instrText xml:space="preserve"> PAGEREF _Toc230951085 \h </w:instrText>
             </w:r>
             <w:r>
               <w:rPr>
@@ -2000,10 +2002,11 @@
               <w:kern w:val="2"/>
               <w:sz w:val="24"/>
               <w:szCs w:val="24"/>
+              <w:lang w:val="es-419" w:eastAsia="es-419"/>
               <w14:ligatures w14:val="standardContextual"/>
             </w:rPr>
           </w:pPr>
-          <w:hyperlink w:anchor="_Toc230854399" w:history="1">
+          <w:hyperlink w:anchor="_Toc230951086" w:history="1">
             <w:r>
               <w:rPr>
                 <w:rStyle w:val="Hipervnculo"/>
@@ -2019,6 +2022,7 @@
                 <w:kern w:val="2"/>
                 <w:sz w:val="24"/>
                 <w:szCs w:val="24"/>
+                <w:lang w:val="es-419" w:eastAsia="es-419"/>
                 <w14:ligatures w14:val="standardContextual"/>
               </w:rPr>
               <w:tab/>
@@ -2050,7 +2054,7 @@
                 <w:noProof/>
                 <w:webHidden/>
               </w:rPr>
-              <w:instrText xml:space="preserve"> PAGEREF _Toc230854399 \h </w:instrText>
+              <w:instrText xml:space="preserve"> PAGEREF _Toc230951086 \h </w:instrText>
             </w:r>
             <w:r>
               <w:rPr>
@@ -2093,10 +2097,11 @@
               <w:kern w:val="2"/>
               <w:sz w:val="24"/>
               <w:szCs w:val="24"/>
+              <w:lang w:val="es-419" w:eastAsia="es-419"/>
               <w14:ligatures w14:val="standardContextual"/>
             </w:rPr>
           </w:pPr>
-          <w:hyperlink w:anchor="_Toc230854400" w:history="1">
+          <w:hyperlink w:anchor="_Toc230951087" w:history="1">
             <w:r>
               <w:rPr>
                 <w:rStyle w:val="Hipervnculo"/>
@@ -2124,7 +2129,7 @@
                 <w:noProof/>
                 <w:webHidden/>
               </w:rPr>
-              <w:instrText xml:space="preserve"> PAGEREF _Toc230854400 \h </w:instrText>
+              <w:instrText xml:space="preserve"> PAGEREF _Toc230951087 \h </w:instrText>
             </w:r>
             <w:r>
               <w:rPr>
@@ -2167,10 +2172,11 @@
               <w:kern w:val="2"/>
               <w:sz w:val="24"/>
               <w:szCs w:val="24"/>
+              <w:lang w:val="es-419" w:eastAsia="es-419"/>
               <w14:ligatures w14:val="standardContextual"/>
             </w:rPr>
           </w:pPr>
-          <w:hyperlink w:anchor="_Toc230854401" w:history="1">
+          <w:hyperlink w:anchor="_Toc230951088" w:history="1">
             <w:r>
               <w:rPr>
                 <w:rStyle w:val="Hipervnculo"/>
@@ -2198,7 +2204,7 @@
                 <w:noProof/>
                 <w:webHidden/>
               </w:rPr>
-              <w:instrText xml:space="preserve"> PAGEREF _Toc230854401 \h </w:instrText>
+              <w:instrText xml:space="preserve"> PAGEREF _Toc230951088 \h </w:instrText>
             </w:r>
             <w:r>
               <w:rPr>
@@ -2241,10 +2247,11 @@
               <w:kern w:val="2"/>
               <w:sz w:val="24"/>
               <w:szCs w:val="24"/>
+              <w:lang w:val="es-419" w:eastAsia="es-419"/>
               <w14:ligatures w14:val="standardContextual"/>
             </w:rPr>
           </w:pPr>
-          <w:hyperlink w:anchor="_Toc230854402" w:history="1">
+          <w:hyperlink w:anchor="_Toc230951089" w:history="1">
             <w:r>
               <w:rPr>
                 <w:rStyle w:val="Hipervnculo"/>
@@ -2272,7 +2279,7 @@
                 <w:noProof/>
                 <w:webHidden/>
               </w:rPr>
-              <w:instrText xml:space="preserve"> PAGEREF _Toc230854402 \h </w:instrText>
+              <w:instrText xml:space="preserve"> PAGEREF _Toc230951089 \h </w:instrText>
             </w:r>
             <w:r>
               <w:rPr>
@@ -2315,10 +2322,11 @@
               <w:kern w:val="2"/>
               <w:sz w:val="24"/>
               <w:szCs w:val="24"/>
+              <w:lang w:val="es-419" w:eastAsia="es-419"/>
               <w14:ligatures w14:val="standardContextual"/>
             </w:rPr>
           </w:pPr>
-          <w:hyperlink w:anchor="_Toc230854403" w:history="1">
+          <w:hyperlink w:anchor="_Toc230951090" w:history="1">
             <w:r>
               <w:rPr>
                 <w:rStyle w:val="Hipervnculo"/>
@@ -2347,7 +2355,7 @@
                 <w:noProof/>
                 <w:webHidden/>
               </w:rPr>
-              <w:instrText xml:space="preserve"> PAGEREF _Toc230854403 \h </w:instrText>
+              <w:instrText xml:space="preserve"> PAGEREF _Toc230951090 \h </w:instrText>
             </w:r>
             <w:r>
               <w:rPr>
@@ -2390,10 +2398,11 @@
               <w:kern w:val="2"/>
               <w:sz w:val="24"/>
               <w:szCs w:val="24"/>
+              <w:lang w:val="es-419" w:eastAsia="es-419"/>
               <w14:ligatures w14:val="standardContextual"/>
             </w:rPr>
           </w:pPr>
-          <w:hyperlink w:anchor="_Toc230854404" w:history="1">
+          <w:hyperlink w:anchor="_Toc230951091" w:history="1">
             <w:r>
               <w:rPr>
                 <w:rStyle w:val="Hipervnculo"/>
@@ -2421,7 +2430,7 @@
                 <w:noProof/>
                 <w:webHidden/>
               </w:rPr>
-              <w:instrText xml:space="preserve"> PAGEREF _Toc230854404 \h </w:instrText>
+              <w:instrText xml:space="preserve"> PAGEREF _Toc230951091 \h </w:instrText>
             </w:r>
             <w:r>
               <w:rPr>
@@ -2464,10 +2473,11 @@
               <w:kern w:val="2"/>
               <w:sz w:val="24"/>
               <w:szCs w:val="24"/>
+              <w:lang w:val="es-419" w:eastAsia="es-419"/>
               <w14:ligatures w14:val="standardContextual"/>
             </w:rPr>
           </w:pPr>
-          <w:hyperlink w:anchor="_Toc230854405" w:history="1">
+          <w:hyperlink w:anchor="_Toc230951092" w:history="1">
             <w:r>
               <w:rPr>
                 <w:rStyle w:val="Hipervnculo"/>
@@ -2495,7 +2505,7 @@
                 <w:noProof/>
                 <w:webHidden/>
               </w:rPr>
-              <w:instrText xml:space="preserve"> PAGEREF _Toc230854405 \h </w:instrText>
+              <w:instrText xml:space="preserve"> PAGEREF _Toc230951092 \h </w:instrText>
             </w:r>
             <w:r>
               <w:rPr>
@@ -2538,10 +2548,11 @@
               <w:kern w:val="2"/>
               <w:sz w:val="24"/>
               <w:szCs w:val="24"/>
+              <w:lang w:val="es-419" w:eastAsia="es-419"/>
               <w14:ligatures w14:val="standardContextual"/>
             </w:rPr>
           </w:pPr>
-          <w:hyperlink w:anchor="_Toc230854406" w:history="1">
+          <w:hyperlink w:anchor="_Toc230951093" w:history="1">
             <w:r>
               <w:rPr>
                 <w:rStyle w:val="Hipervnculo"/>
@@ -2569,7 +2580,7 @@
                 <w:noProof/>
                 <w:webHidden/>
               </w:rPr>
-              <w:instrText xml:space="preserve"> PAGEREF _Toc230854406 \h </w:instrText>
+              <w:instrText xml:space="preserve"> PAGEREF _Toc230951093 \h </w:instrText>
             </w:r>
             <w:r>
               <w:rPr>
@@ -2612,10 +2623,11 @@
               <w:kern w:val="2"/>
               <w:sz w:val="24"/>
               <w:szCs w:val="24"/>
+              <w:lang w:val="es-419" w:eastAsia="es-419"/>
               <w14:ligatures w14:val="standardContextual"/>
             </w:rPr>
           </w:pPr>
-          <w:hyperlink w:anchor="_Toc230854407" w:history="1">
+          <w:hyperlink w:anchor="_Toc230951094" w:history="1">
             <w:r>
               <w:rPr>
                 <w:rStyle w:val="Hipervnculo"/>
@@ -2643,7 +2655,7 @@
                 <w:noProof/>
                 <w:webHidden/>
               </w:rPr>
-              <w:instrText xml:space="preserve"> PAGEREF _Toc230854407 \h </w:instrText>
+              <w:instrText xml:space="preserve"> PAGEREF _Toc230951094 \h </w:instrText>
             </w:r>
             <w:r>
               <w:rPr>
@@ -2686,10 +2698,11 @@
               <w:kern w:val="2"/>
               <w:sz w:val="24"/>
               <w:szCs w:val="24"/>
+              <w:lang w:val="es-419" w:eastAsia="es-419"/>
               <w14:ligatures w14:val="standardContextual"/>
             </w:rPr>
           </w:pPr>
-          <w:hyperlink w:anchor="_Toc230854408" w:history="1">
+          <w:hyperlink w:anchor="_Toc230951095" w:history="1">
             <w:r>
               <w:rPr>
                 <w:rStyle w:val="Hipervnculo"/>
@@ -2717,7 +2730,7 @@
                 <w:noProof/>
                 <w:webHidden/>
               </w:rPr>
-              <w:instrText xml:space="preserve"> PAGEREF _Toc230854408 \h </w:instrText>
+              <w:instrText xml:space="preserve"> PAGEREF _Toc230951095 \h </w:instrText>
             </w:r>
             <w:r>
               <w:rPr>
@@ -2760,10 +2773,11 @@
               <w:kern w:val="2"/>
               <w:sz w:val="24"/>
               <w:szCs w:val="24"/>
+              <w:lang w:val="es-419" w:eastAsia="es-419"/>
               <w14:ligatures w14:val="standardContextual"/>
             </w:rPr>
           </w:pPr>
-          <w:hyperlink w:anchor="_Toc230854409" w:history="1">
+          <w:hyperlink w:anchor="_Toc230951096" w:history="1">
             <w:r>
               <w:rPr>
                 <w:rStyle w:val="Hipervnculo"/>
@@ -2791,7 +2805,7 @@
                 <w:noProof/>
                 <w:webHidden/>
               </w:rPr>
-              <w:instrText xml:space="preserve"> PAGEREF _Toc230854409 \h </w:instrText>
+              <w:instrText xml:space="preserve"> PAGEREF _Toc230951096 \h </w:instrText>
             </w:r>
             <w:r>
               <w:rPr>
@@ -2834,10 +2848,11 @@
               <w:kern w:val="2"/>
               <w:sz w:val="24"/>
               <w:szCs w:val="24"/>
+              <w:lang w:val="es-419" w:eastAsia="es-419"/>
               <w14:ligatures w14:val="standardContextual"/>
             </w:rPr>
           </w:pPr>
-          <w:hyperlink w:anchor="_Toc230854410" w:history="1">
+          <w:hyperlink w:anchor="_Toc230951097" w:history="1">
             <w:r>
               <w:rPr>
                 <w:rStyle w:val="Hipervnculo"/>
@@ -2865,7 +2880,7 @@
                 <w:noProof/>
                 <w:webHidden/>
               </w:rPr>
-              <w:instrText xml:space="preserve"> PAGEREF _Toc230854410 \h </w:instrText>
+              <w:instrText xml:space="preserve"> PAGEREF _Toc230951097 \h </w:instrText>
             </w:r>
             <w:r>
               <w:rPr>
@@ -2908,10 +2923,11 @@
               <w:kern w:val="2"/>
               <w:sz w:val="24"/>
               <w:szCs w:val="24"/>
+              <w:lang w:val="es-419" w:eastAsia="es-419"/>
               <w14:ligatures w14:val="standardContextual"/>
             </w:rPr>
           </w:pPr>
-          <w:hyperlink w:anchor="_Toc230854411" w:history="1">
+          <w:hyperlink w:anchor="_Toc230951098" w:history="1">
             <w:r>
               <w:rPr>
                 <w:rStyle w:val="Hipervnculo"/>
@@ -2939,7 +2955,7 @@
                 <w:noProof/>
                 <w:webHidden/>
               </w:rPr>
-              <w:instrText xml:space="preserve"> PAGEREF _Toc230854411 \h </w:instrText>
+              <w:instrText xml:space="preserve"> PAGEREF _Toc230951098 \h </w:instrText>
             </w:r>
             <w:r>
               <w:rPr>
@@ -2982,10 +2998,11 @@
               <w:kern w:val="2"/>
               <w:sz w:val="24"/>
               <w:szCs w:val="24"/>
+              <w:lang w:val="es-419" w:eastAsia="es-419"/>
               <w14:ligatures w14:val="standardContextual"/>
             </w:rPr>
           </w:pPr>
-          <w:hyperlink w:anchor="_Toc230854412" w:history="1">
+          <w:hyperlink w:anchor="_Toc230951099" w:history="1">
             <w:r>
               <w:rPr>
                 <w:rStyle w:val="Hipervnculo"/>
@@ -3013,7 +3030,7 @@
                 <w:noProof/>
                 <w:webHidden/>
               </w:rPr>
-              <w:instrText xml:space="preserve"> PAGEREF _Toc230854412 \h </w:instrText>
+              <w:instrText xml:space="preserve"> PAGEREF _Toc230951099 \h </w:instrText>
             </w:r>
             <w:r>
               <w:rPr>
@@ -3056,10 +3073,11 @@
               <w:kern w:val="2"/>
               <w:sz w:val="24"/>
               <w:szCs w:val="24"/>
+              <w:lang w:val="es-419" w:eastAsia="es-419"/>
               <w14:ligatures w14:val="standardContextual"/>
             </w:rPr>
           </w:pPr>
-          <w:hyperlink w:anchor="_Toc230854413" w:history="1">
+          <w:hyperlink w:anchor="_Toc230951100" w:history="1">
             <w:r>
               <w:rPr>
                 <w:rStyle w:val="Hipervnculo"/>
@@ -3087,7 +3105,7 @@
                 <w:noProof/>
                 <w:webHidden/>
               </w:rPr>
-              <w:instrText xml:space="preserve"> PAGEREF _Toc230854413 \h </w:instrText>
+              <w:instrText xml:space="preserve"> PAGEREF _Toc230951100 \h </w:instrText>
             </w:r>
             <w:r>
               <w:rPr>
@@ -3130,10 +3148,11 @@
               <w:kern w:val="2"/>
               <w:sz w:val="24"/>
               <w:szCs w:val="24"/>
+              <w:lang w:val="es-419" w:eastAsia="es-419"/>
               <w14:ligatures w14:val="standardContextual"/>
             </w:rPr>
           </w:pPr>
-          <w:hyperlink w:anchor="_Toc230854414" w:history="1">
+          <w:hyperlink w:anchor="_Toc230951101" w:history="1">
             <w:r>
               <w:rPr>
                 <w:rStyle w:val="Hipervnculo"/>
@@ -3161,7 +3180,7 @@
                 <w:noProof/>
                 <w:webHidden/>
               </w:rPr>
-              <w:instrText xml:space="preserve"> PAGEREF _Toc230854414 \h </w:instrText>
+              <w:instrText xml:space="preserve"> PAGEREF _Toc230951101 \h </w:instrText>
             </w:r>
             <w:r>
               <w:rPr>
@@ -3204,10 +3223,11 @@
               <w:kern w:val="2"/>
               <w:sz w:val="24"/>
               <w:szCs w:val="24"/>
+              <w:lang w:val="es-419" w:eastAsia="es-419"/>
               <w14:ligatures w14:val="standardContextual"/>
             </w:rPr>
           </w:pPr>
-          <w:hyperlink w:anchor="_Toc230854415" w:history="1">
+          <w:hyperlink w:anchor="_Toc230951102" w:history="1">
             <w:r>
               <w:rPr>
                 <w:rStyle w:val="Hipervnculo"/>
@@ -3235,7 +3255,7 @@
                 <w:noProof/>
                 <w:webHidden/>
               </w:rPr>
-              <w:instrText xml:space="preserve"> PAGEREF _Toc230854415 \h </w:instrText>
+              <w:instrText xml:space="preserve"> PAGEREF _Toc230951102 \h </w:instrText>
             </w:r>
             <w:r>
               <w:rPr>
@@ -3278,10 +3298,11 @@
               <w:kern w:val="2"/>
               <w:sz w:val="24"/>
               <w:szCs w:val="24"/>
+              <w:lang w:val="es-419" w:eastAsia="es-419"/>
               <w14:ligatures w14:val="standardContextual"/>
             </w:rPr>
           </w:pPr>
-          <w:hyperlink w:anchor="_Toc230854416" w:history="1">
+          <w:hyperlink w:anchor="_Toc230951103" w:history="1">
             <w:r>
               <w:rPr>
                 <w:rStyle w:val="Hipervnculo"/>
@@ -3309,7 +3330,7 @@
                 <w:noProof/>
                 <w:webHidden/>
               </w:rPr>
-              <w:instrText xml:space="preserve"> PAGEREF _Toc230854416 \h </w:instrText>
+              <w:instrText xml:space="preserve"> PAGEREF _Toc230951103 \h </w:instrText>
             </w:r>
             <w:r>
               <w:rPr>
@@ -3352,10 +3373,11 @@
               <w:kern w:val="2"/>
               <w:sz w:val="24"/>
               <w:szCs w:val="24"/>
+              <w:lang w:val="es-419" w:eastAsia="es-419"/>
               <w14:ligatures w14:val="standardContextual"/>
             </w:rPr>
           </w:pPr>
-          <w:hyperlink w:anchor="_Toc230854417" w:history="1">
+          <w:hyperlink w:anchor="_Toc230951104" w:history="1">
             <w:r>
               <w:rPr>
                 <w:rStyle w:val="Hipervnculo"/>
@@ -3383,7 +3405,7 @@
                 <w:noProof/>
                 <w:webHidden/>
               </w:rPr>
-              <w:instrText xml:space="preserve"> PAGEREF _Toc230854417 \h </w:instrText>
+              <w:instrText xml:space="preserve"> PAGEREF _Toc230951104 \h </w:instrText>
             </w:r>
             <w:r>
               <w:rPr>
@@ -3426,10 +3448,11 @@
               <w:kern w:val="2"/>
               <w:sz w:val="24"/>
               <w:szCs w:val="24"/>
+              <w:lang w:val="es-419" w:eastAsia="es-419"/>
               <w14:ligatures w14:val="standardContextual"/>
             </w:rPr>
           </w:pPr>
-          <w:hyperlink w:anchor="_Toc230854418" w:history="1">
+          <w:hyperlink w:anchor="_Toc230951105" w:history="1">
             <w:r>
               <w:rPr>
                 <w:rStyle w:val="Hipervnculo"/>
@@ -3457,7 +3480,7 @@
                 <w:noProof/>
                 <w:webHidden/>
               </w:rPr>
-              <w:instrText xml:space="preserve"> PAGEREF _Toc230854418 \h </w:instrText>
+              <w:instrText xml:space="preserve"> PAGEREF _Toc230951105 \h </w:instrText>
             </w:r>
             <w:r>
               <w:rPr>
@@ -3500,10 +3523,11 @@
               <w:kern w:val="2"/>
               <w:sz w:val="24"/>
               <w:szCs w:val="24"/>
+              <w:lang w:val="es-419" w:eastAsia="es-419"/>
               <w14:ligatures w14:val="standardContextual"/>
             </w:rPr>
           </w:pPr>
-          <w:hyperlink w:anchor="_Toc230854419" w:history="1">
+          <w:hyperlink w:anchor="_Toc230951106" w:history="1">
             <w:r>
               <w:rPr>
                 <w:rStyle w:val="Hipervnculo"/>
@@ -3531,7 +3555,7 @@
                 <w:noProof/>
                 <w:webHidden/>
               </w:rPr>
-              <w:instrText xml:space="preserve"> PAGEREF _Toc230854419 \h </w:instrText>
+              <w:instrText xml:space="preserve"> PAGEREF _Toc230951106 \h </w:instrText>
             </w:r>
             <w:r>
               <w:rPr>
@@ -3574,10 +3598,11 @@
               <w:kern w:val="2"/>
               <w:sz w:val="24"/>
               <w:szCs w:val="24"/>
+              <w:lang w:val="es-419" w:eastAsia="es-419"/>
               <w14:ligatures w14:val="standardContextual"/>
             </w:rPr>
           </w:pPr>
-          <w:hyperlink w:anchor="_Toc230854420" w:history="1">
+          <w:hyperlink w:anchor="_Toc230951107" w:history="1">
             <w:r>
               <w:rPr>
                 <w:rStyle w:val="Hipervnculo"/>
@@ -3605,7 +3630,7 @@
                 <w:noProof/>
                 <w:webHidden/>
               </w:rPr>
-              <w:instrText xml:space="preserve"> PAGEREF _Toc230854420 \h </w:instrText>
+              <w:instrText xml:space="preserve"> PAGEREF _Toc230951107 \h </w:instrText>
             </w:r>
             <w:r>
               <w:rPr>
@@ -3648,10 +3673,11 @@
               <w:kern w:val="2"/>
               <w:sz w:val="24"/>
               <w:szCs w:val="24"/>
+              <w:lang w:val="es-419" w:eastAsia="es-419"/>
               <w14:ligatures w14:val="standardContextual"/>
             </w:rPr>
           </w:pPr>
-          <w:hyperlink w:anchor="_Toc230854421" w:history="1">
+          <w:hyperlink w:anchor="_Toc230951108" w:history="1">
             <w:r>
               <w:rPr>
                 <w:rStyle w:val="Hipervnculo"/>
@@ -3679,7 +3705,7 @@
                 <w:noProof/>
                 <w:webHidden/>
               </w:rPr>
-              <w:instrText xml:space="preserve"> PAGEREF _Toc230854421 \h </w:instrText>
+              <w:instrText xml:space="preserve"> PAGEREF _Toc230951108 \h </w:instrText>
             </w:r>
             <w:r>
               <w:rPr>
@@ -3722,10 +3748,11 @@
               <w:kern w:val="2"/>
               <w:sz w:val="24"/>
               <w:szCs w:val="24"/>
+              <w:lang w:val="es-419" w:eastAsia="es-419"/>
               <w14:ligatures w14:val="standardContextual"/>
             </w:rPr>
           </w:pPr>
-          <w:hyperlink w:anchor="_Toc230854422" w:history="1">
+          <w:hyperlink w:anchor="_Toc230951109" w:history="1">
             <w:r>
               <w:rPr>
                 <w:rStyle w:val="Hipervnculo"/>
@@ -3753,7 +3780,7 @@
                 <w:noProof/>
                 <w:webHidden/>
               </w:rPr>
-              <w:instrText xml:space="preserve"> PAGEREF _Toc230854422 \h </w:instrText>
+              <w:instrText xml:space="preserve"> PAGEREF _Toc230951109 \h </w:instrText>
             </w:r>
             <w:r>
               <w:rPr>
@@ -3796,10 +3823,11 @@
               <w:kern w:val="2"/>
               <w:sz w:val="24"/>
               <w:szCs w:val="24"/>
+              <w:lang w:val="es-419" w:eastAsia="es-419"/>
               <w14:ligatures w14:val="standardContextual"/>
             </w:rPr>
           </w:pPr>
-          <w:hyperlink w:anchor="_Toc230854423" w:history="1">
+          <w:hyperlink w:anchor="_Toc230951110" w:history="1">
             <w:r>
               <w:rPr>
                 <w:rStyle w:val="Hipervnculo"/>
@@ -3827,7 +3855,7 @@
                 <w:noProof/>
                 <w:webHidden/>
               </w:rPr>
-              <w:instrText xml:space="preserve"> PAGEREF _Toc230854423 \h </w:instrText>
+              <w:instrText xml:space="preserve"> PAGEREF _Toc230951110 \h </w:instrText>
             </w:r>
             <w:r>
               <w:rPr>
@@ -3870,10 +3898,11 @@
               <w:kern w:val="2"/>
               <w:sz w:val="24"/>
               <w:szCs w:val="24"/>
+              <w:lang w:val="es-419" w:eastAsia="es-419"/>
               <w14:ligatures w14:val="standardContextual"/>
             </w:rPr>
           </w:pPr>
-          <w:hyperlink w:anchor="_Toc230854424" w:history="1">
+          <w:hyperlink w:anchor="_Toc230951111" w:history="1">
             <w:r>
               <w:rPr>
                 <w:rStyle w:val="Hipervnculo"/>
@@ -3901,7 +3930,7 @@
                 <w:noProof/>
                 <w:webHidden/>
               </w:rPr>
-              <w:instrText xml:space="preserve"> PAGEREF _Toc230854424 \h </w:instrText>
+              <w:instrText xml:space="preserve"> PAGEREF _Toc230951111 \h </w:instrText>
             </w:r>
             <w:r>
               <w:rPr>
@@ -3944,10 +3973,11 @@
               <w:kern w:val="2"/>
               <w:sz w:val="24"/>
               <w:szCs w:val="24"/>
+              <w:lang w:val="es-419" w:eastAsia="es-419"/>
               <w14:ligatures w14:val="standardContextual"/>
             </w:rPr>
           </w:pPr>
-          <w:hyperlink w:anchor="_Toc230854425" w:history="1">
+          <w:hyperlink w:anchor="_Toc230951112" w:history="1">
             <w:r>
               <w:rPr>
                 <w:rStyle w:val="Hipervnculo"/>
@@ -3975,7 +4005,7 @@
                 <w:noProof/>
                 <w:webHidden/>
               </w:rPr>
-              <w:instrText xml:space="preserve"> PAGEREF _Toc230854425 \h </w:instrText>
+              <w:instrText xml:space="preserve"> PAGEREF _Toc230951112 \h </w:instrText>
             </w:r>
             <w:r>
               <w:rPr>
@@ -4018,10 +4048,11 @@
               <w:kern w:val="2"/>
               <w:sz w:val="24"/>
               <w:szCs w:val="24"/>
+              <w:lang w:val="es-419" w:eastAsia="es-419"/>
               <w14:ligatures w14:val="standardContextual"/>
             </w:rPr>
           </w:pPr>
-          <w:hyperlink w:anchor="_Toc230854426" w:history="1">
+          <w:hyperlink w:anchor="_Toc230951113" w:history="1">
             <w:r>
               <w:rPr>
                 <w:rStyle w:val="Hipervnculo"/>
@@ -4049,7 +4080,7 @@
                 <w:noProof/>
                 <w:webHidden/>
               </w:rPr>
-              <w:instrText xml:space="preserve"> PAGEREF _Toc230854426 \h </w:instrText>
+              <w:instrText xml:space="preserve"> PAGEREF _Toc230951113 \h </w:instrText>
             </w:r>
             <w:r>
               <w:rPr>
@@ -4092,10 +4123,11 @@
               <w:kern w:val="2"/>
               <w:sz w:val="24"/>
               <w:szCs w:val="24"/>
+              <w:lang w:val="es-419" w:eastAsia="es-419"/>
               <w14:ligatures w14:val="standardContextual"/>
             </w:rPr>
           </w:pPr>
-          <w:hyperlink w:anchor="_Toc230854427" w:history="1">
+          <w:hyperlink w:anchor="_Toc230951114" w:history="1">
             <w:r>
               <w:rPr>
                 <w:rStyle w:val="Hipervnculo"/>
@@ -4123,7 +4155,7 @@
                 <w:noProof/>
                 <w:webHidden/>
               </w:rPr>
-              <w:instrText xml:space="preserve"> PAGEREF _Toc230854427 \h </w:instrText>
+              <w:instrText xml:space="preserve"> PAGEREF _Toc230951114 \h </w:instrText>
             </w:r>
             <w:r>
               <w:rPr>
@@ -4164,10 +4196,11 @@
               <w:kern w:val="2"/>
               <w:sz w:val="24"/>
               <w:szCs w:val="24"/>
+              <w:lang w:val="es-419" w:eastAsia="es-419"/>
               <w14:ligatures w14:val="standardContextual"/>
             </w:rPr>
           </w:pPr>
-          <w:hyperlink w:anchor="_Toc230854428" w:history="1">
+          <w:hyperlink w:anchor="_Toc230951115" w:history="1">
             <w:r>
               <w:rPr>
                 <w:rStyle w:val="Hipervnculo"/>
@@ -4191,7 +4224,72 @@
               <w:rPr>
                 <w:webHidden/>
               </w:rPr>
-              <w:instrText xml:space="preserve"> PAGEREF _Toc230854428 \h </w:instrText>
+              <w:instrText xml:space="preserve"> PAGEREF _Toc230951115 \h </w:instrText>
+            </w:r>
+            <w:r>
+              <w:rPr>
+                <w:webHidden/>
+              </w:rPr>
+            </w:r>
+            <w:r>
+              <w:rPr>
+                <w:webHidden/>
+              </w:rPr>
+              <w:fldChar w:fldCharType="separate"/>
+            </w:r>
+            <w:r>
+              <w:rPr>
+                <w:webHidden/>
+              </w:rPr>
+              <w:t>14</w:t>
+            </w:r>
+            <w:r>
+              <w:rPr>
+                <w:webHidden/>
+              </w:rPr>
+              <w:fldChar w:fldCharType="end"/>
+            </w:r>
+          </w:hyperlink>
+        </w:p>
+        <w:p>
+          <w:pPr>
+            <w:pStyle w:val="TDC1"/>
+            <w:rPr>
+              <w:rFonts w:asciiTheme="minorHAnsi" w:eastAsiaTheme="minorEastAsia" w:hAnsiTheme="minorHAnsi" w:cstheme="minorBidi"/>
+              <w:b w:val="0"/>
+              <w:bCs w:val="0"/>
+              <w:kern w:val="2"/>
+              <w:sz w:val="24"/>
+              <w:szCs w:val="24"/>
+              <w:lang w:val="es-419" w:eastAsia="es-419"/>
+              <w14:ligatures w14:val="standardContextual"/>
+            </w:rPr>
+          </w:pPr>
+          <w:hyperlink w:anchor="_Toc230951116" w:history="1">
+            <w:r>
+              <w:rPr>
+                <w:rStyle w:val="Hipervnculo"/>
+                <w:rFonts w:asciiTheme="minorBidi" w:hAnsiTheme="minorBidi"/>
+              </w:rPr>
+              <w:t>5. Link repositorio</w:t>
+            </w:r>
+            <w:r>
+              <w:rPr>
+                <w:webHidden/>
+              </w:rPr>
+              <w:tab/>
+            </w:r>
+            <w:r>
+              <w:rPr>
+                <w:webHidden/>
+              </w:rPr>
+              <w:fldChar w:fldCharType="begin"/>
+            </w:r>
+            <w:r>
+              <w:rPr>
+                <w:webHidden/>
+              </w:rPr>
+              <w:instrText xml:space="preserve"> PAGEREF _Toc230951116 \h </w:instrText>
             </w:r>
             <w:r>
               <w:rPr>
@@ -4259,7 +4357,7 @@
           <w:rFonts w:asciiTheme="minorBidi" w:hAnsiTheme="minorBidi" w:cstheme="minorBidi"/>
         </w:rPr>
       </w:pPr>
-      <w:bookmarkStart w:id="0" w:name="_Toc230854376"/>
+      <w:bookmarkStart w:id="0" w:name="_Toc230951063"/>
       <w:r>
         <w:rPr>
           <w:rFonts w:asciiTheme="minorBidi" w:hAnsiTheme="minorBidi" w:cstheme="minorBidi"/>
@@ -4523,7 +4621,7 @@
           <w:rFonts w:asciiTheme="minorBidi" w:hAnsiTheme="minorBidi" w:cstheme="minorBidi"/>
         </w:rPr>
       </w:pPr>
-      <w:bookmarkStart w:id="1" w:name="_Toc230854377"/>
+      <w:bookmarkStart w:id="1" w:name="_Toc230951064"/>
       <w:r>
         <w:rPr>
           <w:rFonts w:asciiTheme="minorBidi" w:hAnsiTheme="minorBidi" w:cstheme="minorBidi"/>
@@ -4555,7 +4653,7 @@
           <w:rFonts w:asciiTheme="minorBidi" w:hAnsiTheme="minorBidi" w:cstheme="minorBidi"/>
         </w:rPr>
       </w:pPr>
-      <w:bookmarkStart w:id="2" w:name="_Toc230854378"/>
+      <w:bookmarkStart w:id="2" w:name="_Toc230951065"/>
       <w:r>
         <w:rPr>
           <w:rFonts w:asciiTheme="minorBidi" w:hAnsiTheme="minorBidi" w:cstheme="minorBidi"/>
@@ -4711,7 +4809,7 @@
           <w:rFonts w:asciiTheme="minorBidi" w:hAnsiTheme="minorBidi" w:cstheme="minorBidi"/>
         </w:rPr>
       </w:pPr>
-      <w:bookmarkStart w:id="3" w:name="_Toc230854379"/>
+      <w:bookmarkStart w:id="3" w:name="_Toc230951066"/>
       <w:r>
         <w:rPr>
           <w:rFonts w:asciiTheme="minorBidi" w:hAnsiTheme="minorBidi" w:cstheme="minorBidi"/>
@@ -4744,7 +4842,7 @@
           <w:rFonts w:asciiTheme="minorBidi" w:hAnsiTheme="minorBidi" w:cstheme="minorBidi"/>
         </w:rPr>
       </w:pPr>
-      <w:bookmarkStart w:id="4" w:name="_Toc230854380"/>
+      <w:bookmarkStart w:id="4" w:name="_Toc230951067"/>
       <w:r>
         <w:rPr>
           <w:rFonts w:asciiTheme="minorBidi" w:hAnsiTheme="minorBidi" w:cstheme="minorBidi"/>
@@ -4926,7 +5024,7 @@
           <w:rFonts w:asciiTheme="minorBidi" w:hAnsiTheme="minorBidi" w:cstheme="minorBidi"/>
         </w:rPr>
       </w:pPr>
-      <w:bookmarkStart w:id="5" w:name="_Toc230854381"/>
+      <w:bookmarkStart w:id="5" w:name="_Toc230951068"/>
       <w:r>
         <w:rPr>
           <w:rFonts w:asciiTheme="minorBidi" w:hAnsiTheme="minorBidi" w:cstheme="minorBidi"/>
@@ -5158,7 +5256,21 @@
         <w:rPr>
           <w:rFonts w:asciiTheme="minorBidi" w:hAnsiTheme="minorBidi" w:cstheme="minorBidi"/>
         </w:rPr>
-        <w:t xml:space="preserve"> Router.</w:t>
+        <w:t xml:space="preserve"> </w:t>
+      </w:r>
+      <w:proofErr w:type="spellStart"/>
+      <w:r>
+        <w:rPr>
+          <w:rFonts w:asciiTheme="minorBidi" w:hAnsiTheme="minorBidi" w:cstheme="minorBidi"/>
+        </w:rPr>
+        <w:t>Router</w:t>
+      </w:r>
+      <w:proofErr w:type="spellEnd"/>
+      <w:r>
+        <w:rPr>
+          <w:rFonts w:asciiTheme="minorBidi" w:hAnsiTheme="minorBidi" w:cstheme="minorBidi"/>
+        </w:rPr>
+        <w:t>.</w:t>
       </w:r>
     </w:p>
     <w:p>
@@ -5230,7 +5342,7 @@
           <w:rFonts w:asciiTheme="minorBidi" w:hAnsiTheme="minorBidi" w:cstheme="minorBidi"/>
         </w:rPr>
       </w:pPr>
-      <w:bookmarkStart w:id="6" w:name="_Toc230854382"/>
+      <w:bookmarkStart w:id="6" w:name="_Toc230951069"/>
       <w:r>
         <w:rPr>
           <w:rFonts w:asciiTheme="minorBidi" w:hAnsiTheme="minorBidi" w:cstheme="minorBidi"/>
@@ -5560,7 +5672,7 @@
           <w:rFonts w:asciiTheme="minorBidi" w:hAnsiTheme="minorBidi" w:cstheme="minorBidi"/>
         </w:rPr>
       </w:pPr>
-      <w:bookmarkStart w:id="7" w:name="_Toc230854383"/>
+      <w:bookmarkStart w:id="7" w:name="_Toc230951070"/>
       <w:r>
         <w:rPr>
           <w:rFonts w:asciiTheme="minorBidi" w:hAnsiTheme="minorBidi" w:cstheme="minorBidi"/>
@@ -6091,7 +6203,7 @@
           <w:rFonts w:asciiTheme="minorBidi" w:hAnsiTheme="minorBidi" w:cstheme="minorBidi"/>
         </w:rPr>
       </w:pPr>
-      <w:bookmarkStart w:id="8" w:name="_Toc230854384"/>
+      <w:bookmarkStart w:id="8" w:name="_Toc230951071"/>
       <w:r>
         <w:rPr>
           <w:rFonts w:asciiTheme="minorBidi" w:hAnsiTheme="minorBidi" w:cstheme="minorBidi"/>
@@ -6109,7 +6221,7 @@
           <w:rFonts w:asciiTheme="minorBidi" w:hAnsiTheme="minorBidi" w:cstheme="minorBidi"/>
         </w:rPr>
       </w:pPr>
-      <w:bookmarkStart w:id="9" w:name="_Toc230854385"/>
+      <w:bookmarkStart w:id="9" w:name="_Toc230951072"/>
       <w:r>
         <w:rPr>
           <w:rFonts w:asciiTheme="minorBidi" w:hAnsiTheme="minorBidi" w:cstheme="minorBidi"/>
@@ -6126,7 +6238,7 @@
           <w:rFonts w:asciiTheme="minorBidi" w:hAnsiTheme="minorBidi" w:cstheme="minorBidi"/>
         </w:rPr>
       </w:pPr>
-      <w:bookmarkStart w:id="10" w:name="_Toc230854386"/>
+      <w:bookmarkStart w:id="10" w:name="_Toc230951073"/>
       <w:r>
         <w:rPr>
           <w:rFonts w:asciiTheme="minorBidi" w:hAnsiTheme="minorBidi" w:cstheme="minorBidi"/>
@@ -6186,7 +6298,7 @@
           <w:rFonts w:asciiTheme="minorBidi" w:hAnsiTheme="minorBidi" w:cstheme="minorBidi"/>
         </w:rPr>
       </w:pPr>
-      <w:bookmarkStart w:id="11" w:name="_Toc230854387"/>
+      <w:bookmarkStart w:id="11" w:name="_Toc230951074"/>
       <w:r>
         <w:rPr>
           <w:rFonts w:asciiTheme="minorBidi" w:hAnsiTheme="minorBidi" w:cstheme="minorBidi"/>
@@ -6232,7 +6344,7 @@
           <w:rFonts w:asciiTheme="minorBidi" w:hAnsiTheme="minorBidi" w:cstheme="minorBidi"/>
         </w:rPr>
       </w:pPr>
-      <w:bookmarkStart w:id="12" w:name="_Toc230854388"/>
+      <w:bookmarkStart w:id="12" w:name="_Toc230951075"/>
       <w:r>
         <w:rPr>
           <w:rFonts w:asciiTheme="minorBidi" w:hAnsiTheme="minorBidi" w:cstheme="minorBidi"/>
@@ -6278,7 +6390,7 @@
           <w:rFonts w:asciiTheme="minorBidi" w:hAnsiTheme="minorBidi" w:cstheme="minorBidi"/>
         </w:rPr>
       </w:pPr>
-      <w:bookmarkStart w:id="13" w:name="_Toc230854389"/>
+      <w:bookmarkStart w:id="13" w:name="_Toc230951076"/>
       <w:r>
         <w:rPr>
           <w:rFonts w:asciiTheme="minorBidi" w:hAnsiTheme="minorBidi" w:cstheme="minorBidi"/>
@@ -6324,7 +6436,7 @@
           <w:rFonts w:asciiTheme="minorBidi" w:hAnsiTheme="minorBidi" w:cstheme="minorBidi"/>
         </w:rPr>
       </w:pPr>
-      <w:bookmarkStart w:id="14" w:name="_Toc230854390"/>
+      <w:bookmarkStart w:id="14" w:name="_Toc230951077"/>
       <w:r>
         <w:rPr>
           <w:rFonts w:asciiTheme="minorBidi" w:hAnsiTheme="minorBidi" w:cstheme="minorBidi"/>
@@ -6368,7 +6480,7 @@
           <w:rFonts w:asciiTheme="minorBidi" w:hAnsiTheme="minorBidi" w:cstheme="minorBidi"/>
         </w:rPr>
       </w:pPr>
-      <w:bookmarkStart w:id="15" w:name="_Toc230854391"/>
+      <w:bookmarkStart w:id="15" w:name="_Toc230951078"/>
       <w:r>
         <w:rPr>
           <w:rFonts w:asciiTheme="minorBidi" w:hAnsiTheme="minorBidi" w:cstheme="minorBidi"/>
@@ -6448,7 +6560,7 @@
           <w:rFonts w:asciiTheme="minorBidi" w:hAnsiTheme="minorBidi" w:cstheme="minorBidi"/>
         </w:rPr>
       </w:pPr>
-      <w:bookmarkStart w:id="16" w:name="_Toc230854392"/>
+      <w:bookmarkStart w:id="16" w:name="_Toc230951079"/>
       <w:r>
         <w:rPr>
           <w:rFonts w:asciiTheme="minorBidi" w:hAnsiTheme="minorBidi" w:cstheme="minorBidi"/>
@@ -6509,7 +6621,7 @@
           <w:rFonts w:asciiTheme="minorBidi" w:hAnsiTheme="minorBidi" w:cstheme="minorBidi"/>
         </w:rPr>
       </w:pPr>
-      <w:bookmarkStart w:id="17" w:name="_Toc230854393"/>
+      <w:bookmarkStart w:id="17" w:name="_Toc230951080"/>
       <w:r>
         <w:rPr>
           <w:rFonts w:asciiTheme="minorBidi" w:hAnsiTheme="minorBidi" w:cstheme="minorBidi"/>
@@ -6526,7 +6638,7 @@
           <w:rFonts w:asciiTheme="minorBidi" w:hAnsiTheme="minorBidi" w:cstheme="minorBidi"/>
         </w:rPr>
       </w:pPr>
-      <w:bookmarkStart w:id="18" w:name="_Toc230854394"/>
+      <w:bookmarkStart w:id="18" w:name="_Toc230951081"/>
       <w:r>
         <w:rPr>
           <w:rFonts w:asciiTheme="minorBidi" w:hAnsiTheme="minorBidi" w:cstheme="minorBidi"/>
@@ -6608,7 +6720,7 @@
           <w:rFonts w:asciiTheme="minorBidi" w:hAnsiTheme="minorBidi" w:cstheme="minorBidi"/>
         </w:rPr>
       </w:pPr>
-      <w:bookmarkStart w:id="19" w:name="_Toc230854395"/>
+      <w:bookmarkStart w:id="19" w:name="_Toc230951082"/>
       <w:r>
         <w:rPr>
           <w:rFonts w:asciiTheme="minorBidi" w:hAnsiTheme="minorBidi" w:cstheme="minorBidi"/>
@@ -6846,7 +6958,7 @@
           <w:rFonts w:asciiTheme="minorBidi" w:hAnsiTheme="minorBidi" w:cstheme="minorBidi"/>
         </w:rPr>
       </w:pPr>
-      <w:bookmarkStart w:id="20" w:name="_Toc230854396"/>
+      <w:bookmarkStart w:id="20" w:name="_Toc230951083"/>
       <w:r>
         <w:rPr>
           <w:rFonts w:asciiTheme="minorBidi" w:hAnsiTheme="minorBidi" w:cstheme="minorBidi"/>
@@ -6878,7 +6990,7 @@
           <w:rFonts w:asciiTheme="minorBidi" w:hAnsiTheme="minorBidi" w:cstheme="minorBidi"/>
         </w:rPr>
       </w:pPr>
-      <w:bookmarkStart w:id="21" w:name="_Toc230854397"/>
+      <w:bookmarkStart w:id="21" w:name="_Toc230951084"/>
       <w:r>
         <w:rPr>
           <w:rFonts w:asciiTheme="minorBidi" w:hAnsiTheme="minorBidi" w:cstheme="minorBidi"/>
@@ -6980,7 +7092,7 @@
           <w:rFonts w:asciiTheme="minorBidi" w:hAnsiTheme="minorBidi" w:cstheme="minorBidi"/>
         </w:rPr>
       </w:pPr>
-      <w:bookmarkStart w:id="22" w:name="_Toc230854398"/>
+      <w:bookmarkStart w:id="22" w:name="_Toc230951085"/>
       <w:r>
         <w:rPr>
           <w:rFonts w:asciiTheme="minorBidi" w:hAnsiTheme="minorBidi" w:cstheme="minorBidi"/>
@@ -7057,7 +7169,7 @@
           <w:rFonts w:asciiTheme="minorBidi" w:hAnsiTheme="minorBidi" w:cstheme="minorBidi"/>
         </w:rPr>
       </w:pPr>
-      <w:bookmarkStart w:id="23" w:name="_Toc230854399"/>
+      <w:bookmarkStart w:id="23" w:name="_Toc230951086"/>
       <w:r>
         <w:rPr>
           <w:rFonts w:asciiTheme="minorBidi" w:hAnsiTheme="minorBidi" w:cstheme="minorBidi"/>
@@ -7080,7 +7192,7 @@
           <w:rFonts w:asciiTheme="minorBidi" w:hAnsiTheme="minorBidi" w:cstheme="minorBidi"/>
         </w:rPr>
       </w:pPr>
-      <w:bookmarkStart w:id="24" w:name="_Toc230854400"/>
+      <w:bookmarkStart w:id="24" w:name="_Toc230951087"/>
       <w:proofErr w:type="spellStart"/>
       <w:r>
         <w:rPr>
@@ -7212,7 +7324,7 @@
           <w:rFonts w:asciiTheme="minorBidi" w:hAnsiTheme="minorBidi" w:cstheme="minorBidi"/>
         </w:rPr>
       </w:pPr>
-      <w:bookmarkStart w:id="25" w:name="_Toc230854401"/>
+      <w:bookmarkStart w:id="25" w:name="_Toc230951088"/>
       <w:proofErr w:type="spellStart"/>
       <w:r>
         <w:rPr>
@@ -7366,7 +7478,7 @@
           <w:rFonts w:asciiTheme="minorBidi" w:hAnsiTheme="minorBidi" w:cstheme="minorBidi"/>
         </w:rPr>
       </w:pPr>
-      <w:bookmarkStart w:id="26" w:name="_Toc230854402"/>
+      <w:bookmarkStart w:id="26" w:name="_Toc230951089"/>
       <w:proofErr w:type="spellStart"/>
       <w:r>
         <w:rPr>
@@ -7487,7 +7599,7 @@
           <w:lang w:val="pt-BR"/>
         </w:rPr>
       </w:pPr>
-      <w:bookmarkStart w:id="27" w:name="_Toc230854403"/>
+      <w:bookmarkStart w:id="27" w:name="_Toc230951090"/>
       <w:proofErr w:type="spellStart"/>
       <w:r>
         <w:rPr>
@@ -7645,7 +7757,7 @@
           <w:rFonts w:asciiTheme="minorBidi" w:hAnsiTheme="minorBidi" w:cstheme="minorBidi"/>
         </w:rPr>
       </w:pPr>
-      <w:bookmarkStart w:id="28" w:name="_Toc230854404"/>
+      <w:bookmarkStart w:id="28" w:name="_Toc230951091"/>
       <w:proofErr w:type="spellStart"/>
       <w:r>
         <w:rPr>
@@ -7771,7 +7883,7 @@
           <w:rFonts w:asciiTheme="minorBidi" w:hAnsiTheme="minorBidi" w:cstheme="minorBidi"/>
         </w:rPr>
       </w:pPr>
-      <w:bookmarkStart w:id="29" w:name="_Toc230854405"/>
+      <w:bookmarkStart w:id="29" w:name="_Toc230951092"/>
       <w:proofErr w:type="spellStart"/>
       <w:r>
         <w:rPr>
@@ -7847,7 +7959,7 @@
           <w:rFonts w:asciiTheme="minorBidi" w:hAnsiTheme="minorBidi" w:cstheme="minorBidi"/>
         </w:rPr>
       </w:pPr>
-      <w:bookmarkStart w:id="30" w:name="_Toc230854406"/>
+      <w:bookmarkStart w:id="30" w:name="_Toc230951093"/>
       <w:proofErr w:type="spellStart"/>
       <w:r>
         <w:rPr>
@@ -7980,7 +8092,7 @@
           <w:rFonts w:asciiTheme="minorBidi" w:hAnsiTheme="minorBidi" w:cstheme="minorBidi"/>
         </w:rPr>
       </w:pPr>
-      <w:bookmarkStart w:id="31" w:name="_Toc230854407"/>
+      <w:bookmarkStart w:id="31" w:name="_Toc230951094"/>
       <w:proofErr w:type="spellStart"/>
       <w:r>
         <w:rPr>
@@ -8128,7 +8240,7 @@
           <w:rFonts w:asciiTheme="minorBidi" w:hAnsiTheme="minorBidi" w:cstheme="minorBidi"/>
         </w:rPr>
       </w:pPr>
-      <w:bookmarkStart w:id="32" w:name="_Toc230854408"/>
+      <w:bookmarkStart w:id="32" w:name="_Toc230951095"/>
       <w:proofErr w:type="spellStart"/>
       <w:r>
         <w:rPr>
@@ -8288,7 +8400,7 @@
           <w:rFonts w:asciiTheme="minorBidi" w:hAnsiTheme="minorBidi" w:cstheme="minorBidi"/>
         </w:rPr>
       </w:pPr>
-      <w:bookmarkStart w:id="33" w:name="_Toc230854409"/>
+      <w:bookmarkStart w:id="33" w:name="_Toc230951096"/>
       <w:proofErr w:type="spellStart"/>
       <w:r>
         <w:rPr>
@@ -8364,7 +8476,7 @@
           <w:rFonts w:asciiTheme="minorBidi" w:hAnsiTheme="minorBidi" w:cstheme="minorBidi"/>
         </w:rPr>
       </w:pPr>
-      <w:bookmarkStart w:id="34" w:name="_Toc230854410"/>
+      <w:bookmarkStart w:id="34" w:name="_Toc230951097"/>
       <w:proofErr w:type="spellStart"/>
       <w:r>
         <w:rPr>
@@ -8429,7 +8541,21 @@
         <w:rPr>
           <w:rFonts w:asciiTheme="minorBidi" w:hAnsiTheme="minorBidi" w:cstheme="minorBidi"/>
         </w:rPr>
-        <w:t xml:space="preserve"> Router). Define los metadatos SEO (</w:t>
+        <w:t xml:space="preserve"> </w:t>
+      </w:r>
+      <w:proofErr w:type="spellStart"/>
+      <w:r>
+        <w:rPr>
+          <w:rFonts w:asciiTheme="minorBidi" w:hAnsiTheme="minorBidi" w:cstheme="minorBidi"/>
+        </w:rPr>
+        <w:t>Router</w:t>
+      </w:r>
+      <w:proofErr w:type="spellEnd"/>
+      <w:r>
+        <w:rPr>
+          <w:rFonts w:asciiTheme="minorBidi" w:hAnsiTheme="minorBidi" w:cstheme="minorBidi"/>
+        </w:rPr>
+        <w:t>). Define los metadatos SEO (</w:t>
       </w:r>
       <w:proofErr w:type="spellStart"/>
       <w:r>
@@ -8514,7 +8640,7 @@
           <w:rFonts w:asciiTheme="minorBidi" w:hAnsiTheme="minorBidi" w:cstheme="minorBidi"/>
         </w:rPr>
       </w:pPr>
-      <w:bookmarkStart w:id="35" w:name="_Toc230854411"/>
+      <w:bookmarkStart w:id="35" w:name="_Toc230951098"/>
       <w:r>
         <w:rPr>
           <w:rFonts w:asciiTheme="minorBidi" w:hAnsiTheme="minorBidi" w:cstheme="minorBidi"/>
@@ -8531,7 +8657,7 @@
           <w:rFonts w:asciiTheme="minorBidi" w:hAnsiTheme="minorBidi" w:cstheme="minorBidi"/>
         </w:rPr>
       </w:pPr>
-      <w:bookmarkStart w:id="36" w:name="_Toc230854412"/>
+      <w:bookmarkStart w:id="36" w:name="_Toc230951099"/>
       <w:proofErr w:type="spellStart"/>
       <w:proofErr w:type="gramStart"/>
       <w:r>
@@ -8657,7 +8783,7 @@
           <w:rFonts w:asciiTheme="minorBidi" w:hAnsiTheme="minorBidi" w:cstheme="minorBidi"/>
         </w:rPr>
       </w:pPr>
-      <w:bookmarkStart w:id="37" w:name="_Toc230854413"/>
+      <w:bookmarkStart w:id="37" w:name="_Toc230951100"/>
       <w:proofErr w:type="spellStart"/>
       <w:r>
         <w:rPr>
@@ -8733,7 +8859,7 @@
           <w:rFonts w:asciiTheme="minorBidi" w:hAnsiTheme="minorBidi" w:cstheme="minorBidi"/>
         </w:rPr>
       </w:pPr>
-      <w:bookmarkStart w:id="38" w:name="_Toc230854414"/>
+      <w:bookmarkStart w:id="38" w:name="_Toc230951101"/>
       <w:proofErr w:type="spellStart"/>
       <w:proofErr w:type="gramStart"/>
       <w:r>
@@ -8843,7 +8969,21 @@
         <w:rPr>
           <w:rFonts w:asciiTheme="minorBidi" w:hAnsiTheme="minorBidi" w:cstheme="minorBidi"/>
         </w:rPr>
-        <w:t>, error? } con todo el historial para la visualización animada.</w:t>
+        <w:t>, error</w:t>
+      </w:r>
+      <w:proofErr w:type="gramStart"/>
+      <w:r>
+        <w:rPr>
+          <w:rFonts w:asciiTheme="minorBidi" w:hAnsiTheme="minorBidi" w:cstheme="minorBidi"/>
+        </w:rPr>
+        <w:t>? }</w:t>
+      </w:r>
+      <w:proofErr w:type="gramEnd"/>
+      <w:r>
+        <w:rPr>
+          <w:rFonts w:asciiTheme="minorBidi" w:hAnsiTheme="minorBidi" w:cstheme="minorBidi"/>
+        </w:rPr>
+        <w:t xml:space="preserve"> con todo el historial para la visualización animada.</w:t>
       </w:r>
     </w:p>
     <w:p>
@@ -8854,7 +8994,7 @@
           <w:rFonts w:asciiTheme="minorBidi" w:hAnsiTheme="minorBidi" w:cstheme="minorBidi"/>
         </w:rPr>
       </w:pPr>
-      <w:bookmarkStart w:id="39" w:name="_Toc230854415"/>
+      <w:bookmarkStart w:id="39" w:name="_Toc230951102"/>
       <w:proofErr w:type="spellStart"/>
       <w:r>
         <w:rPr>
@@ -8908,7 +9048,7 @@
           <w:rFonts w:asciiTheme="minorBidi" w:hAnsiTheme="minorBidi" w:cstheme="minorBidi"/>
         </w:rPr>
       </w:pPr>
-      <w:bookmarkStart w:id="40" w:name="_Toc230854416"/>
+      <w:bookmarkStart w:id="40" w:name="_Toc230951103"/>
       <w:proofErr w:type="spellStart"/>
       <w:proofErr w:type="gramStart"/>
       <w:r>
@@ -9058,6 +9198,7 @@
         <w:t xml:space="preserve">, </w:t>
       </w:r>
       <w:proofErr w:type="spellStart"/>
+      <w:proofErr w:type="gramStart"/>
       <w:r>
         <w:rPr>
           <w:rFonts w:asciiTheme="minorBidi" w:hAnsiTheme="minorBidi" w:cstheme="minorBidi"/>
@@ -9069,7 +9210,14 @@
         <w:rPr>
           <w:rFonts w:asciiTheme="minorBidi" w:hAnsiTheme="minorBidi" w:cstheme="minorBidi"/>
         </w:rPr>
-        <w:t xml:space="preserve"> }.</w:t>
+        <w:t xml:space="preserve"> }</w:t>
+      </w:r>
+      <w:proofErr w:type="gramEnd"/>
+      <w:r>
+        <w:rPr>
+          <w:rFonts w:asciiTheme="minorBidi" w:hAnsiTheme="minorBidi" w:cstheme="minorBidi"/>
+        </w:rPr>
+        <w:t>.</w:t>
       </w:r>
     </w:p>
     <w:p>
@@ -9080,7 +9228,7 @@
           <w:rFonts w:asciiTheme="minorBidi" w:hAnsiTheme="minorBidi" w:cstheme="minorBidi"/>
         </w:rPr>
       </w:pPr>
-      <w:bookmarkStart w:id="41" w:name="_Toc230854417"/>
+      <w:bookmarkStart w:id="41" w:name="_Toc230951104"/>
       <w:proofErr w:type="spellStart"/>
       <w:r>
         <w:rPr>
@@ -9162,7 +9310,7 @@
           <w:rFonts w:asciiTheme="minorBidi" w:hAnsiTheme="minorBidi" w:cstheme="minorBidi"/>
         </w:rPr>
       </w:pPr>
-      <w:bookmarkStart w:id="42" w:name="_Toc230854418"/>
+      <w:bookmarkStart w:id="42" w:name="_Toc230951105"/>
       <w:r>
         <w:rPr>
           <w:rFonts w:asciiTheme="minorBidi" w:hAnsiTheme="minorBidi" w:cstheme="minorBidi"/>
@@ -9179,7 +9327,7 @@
           <w:rFonts w:asciiTheme="minorBidi" w:hAnsiTheme="minorBidi" w:cstheme="minorBidi"/>
         </w:rPr>
       </w:pPr>
-      <w:bookmarkStart w:id="43" w:name="_Toc230854419"/>
+      <w:bookmarkStart w:id="43" w:name="_Toc230951106"/>
       <w:r>
         <w:rPr>
           <w:rFonts w:asciiTheme="minorBidi" w:hAnsiTheme="minorBidi" w:cstheme="minorBidi"/>
@@ -9769,7 +9917,7 @@
           <w:rFonts w:asciiTheme="minorBidi" w:hAnsiTheme="minorBidi" w:cstheme="minorBidi"/>
         </w:rPr>
       </w:pPr>
-      <w:bookmarkStart w:id="44" w:name="_Toc230854420"/>
+      <w:bookmarkStart w:id="44" w:name="_Toc230951107"/>
       <w:r>
         <w:rPr>
           <w:rFonts w:asciiTheme="minorBidi" w:hAnsiTheme="minorBidi" w:cstheme="minorBidi"/>
@@ -9941,7 +10089,7 @@
           <w:rFonts w:asciiTheme="minorBidi" w:hAnsiTheme="minorBidi" w:cstheme="minorBidi"/>
         </w:rPr>
       </w:pPr>
-      <w:bookmarkStart w:id="45" w:name="_Toc230854421"/>
+      <w:bookmarkStart w:id="45" w:name="_Toc230951108"/>
       <w:r>
         <w:rPr>
           <w:rFonts w:asciiTheme="minorBidi" w:hAnsiTheme="minorBidi" w:cstheme="minorBidi"/>
@@ -10220,7 +10368,7 @@
           <w:rFonts w:asciiTheme="minorBidi" w:hAnsiTheme="minorBidi" w:cstheme="minorBidi"/>
         </w:rPr>
       </w:pPr>
-      <w:bookmarkStart w:id="46" w:name="_Toc230854422"/>
+      <w:bookmarkStart w:id="46" w:name="_Toc230951109"/>
       <w:r>
         <w:rPr>
           <w:rFonts w:asciiTheme="minorBidi" w:hAnsiTheme="minorBidi" w:cstheme="minorBidi"/>
@@ -10380,7 +10528,7 @@
           <w:rFonts w:asciiTheme="minorBidi" w:hAnsiTheme="minorBidi" w:cstheme="minorBidi"/>
         </w:rPr>
       </w:pPr>
-      <w:bookmarkStart w:id="47" w:name="_Toc230854423"/>
+      <w:bookmarkStart w:id="47" w:name="_Toc230951110"/>
       <w:r>
         <w:rPr>
           <w:rFonts w:asciiTheme="minorBidi" w:hAnsiTheme="minorBidi" w:cstheme="minorBidi"/>
@@ -10545,7 +10693,7 @@
           <w:rFonts w:asciiTheme="minorBidi" w:hAnsiTheme="minorBidi" w:cstheme="minorBidi"/>
         </w:rPr>
       </w:pPr>
-      <w:bookmarkStart w:id="48" w:name="_Toc230854424"/>
+      <w:bookmarkStart w:id="48" w:name="_Toc230951111"/>
       <w:r>
         <w:rPr>
           <w:rFonts w:asciiTheme="minorBidi" w:hAnsiTheme="minorBidi" w:cstheme="minorBidi"/>
@@ -10562,7 +10710,7 @@
           <w:rFonts w:asciiTheme="minorBidi" w:hAnsiTheme="minorBidi" w:cstheme="minorBidi"/>
         </w:rPr>
       </w:pPr>
-      <w:bookmarkStart w:id="49" w:name="_Toc230854425"/>
+      <w:bookmarkStart w:id="49" w:name="_Toc230951112"/>
       <w:r>
         <w:rPr>
           <w:rFonts w:asciiTheme="minorBidi" w:hAnsiTheme="minorBidi" w:cstheme="minorBidi"/>
@@ -10863,7 +11011,7 @@
           <w:rFonts w:asciiTheme="minorBidi" w:hAnsiTheme="minorBidi" w:cstheme="minorBidi"/>
         </w:rPr>
       </w:pPr>
-      <w:bookmarkStart w:id="50" w:name="_Toc230854426"/>
+      <w:bookmarkStart w:id="50" w:name="_Toc230951113"/>
       <w:r>
         <w:rPr>
           <w:rFonts w:asciiTheme="minorBidi" w:hAnsiTheme="minorBidi" w:cstheme="minorBidi"/>
@@ -10973,7 +11121,7 @@
           <w:rFonts w:asciiTheme="minorBidi" w:hAnsiTheme="minorBidi" w:cstheme="minorBidi"/>
         </w:rPr>
       </w:pPr>
-      <w:bookmarkStart w:id="51" w:name="_Toc230854427"/>
+      <w:bookmarkStart w:id="51" w:name="_Toc230951114"/>
       <w:r>
         <w:rPr>
           <w:rFonts w:asciiTheme="minorBidi" w:hAnsiTheme="minorBidi" w:cstheme="minorBidi"/>
@@ -11018,7 +11166,7 @@
           <w:rFonts w:asciiTheme="minorBidi" w:hAnsiTheme="minorBidi" w:cstheme="minorBidi"/>
         </w:rPr>
       </w:pPr>
-      <w:bookmarkStart w:id="52" w:name="_Toc230854428"/>
+      <w:bookmarkStart w:id="52" w:name="_Toc230951115"/>
       <w:r>
         <w:rPr>
           <w:rFonts w:asciiTheme="minorBidi" w:hAnsiTheme="minorBidi" w:cstheme="minorBidi"/>
@@ -11249,10 +11397,71 @@
     </w:p>
     <w:p>
       <w:pPr>
-        <w:rPr>
-          <w:rFonts w:asciiTheme="minorBidi" w:hAnsiTheme="minorBidi" w:cstheme="minorBidi"/>
-        </w:rPr>
-      </w:pPr>
+        <w:pStyle w:val="Ttulo1"/>
+        <w:spacing w:before="280" w:after="140"/>
+        <w:rPr>
+          <w:rFonts w:asciiTheme="minorBidi" w:hAnsiTheme="minorBidi" w:cstheme="minorBidi"/>
+        </w:rPr>
+      </w:pPr>
+      <w:bookmarkStart w:id="53" w:name="_Toc230951116"/>
+      <w:r>
+        <w:rPr>
+          <w:rFonts w:asciiTheme="minorBidi" w:hAnsiTheme="minorBidi" w:cstheme="minorBidi"/>
+        </w:rPr>
+        <w:t>5</w:t>
+      </w:r>
+      <w:r>
+        <w:rPr>
+          <w:rFonts w:asciiTheme="minorBidi" w:hAnsiTheme="minorBidi" w:cstheme="minorBidi"/>
+        </w:rPr>
+        <w:t xml:space="preserve">. </w:t>
+      </w:r>
+      <w:r>
+        <w:rPr>
+          <w:rFonts w:asciiTheme="minorBidi" w:hAnsiTheme="minorBidi" w:cstheme="minorBidi"/>
+        </w:rPr>
+        <w:t>Link repositorio</w:t>
+      </w:r>
+      <w:bookmarkEnd w:id="53"/>
+      <w:r>
+        <w:rPr>
+          <w:rFonts w:asciiTheme="minorBidi" w:hAnsiTheme="minorBidi" w:cstheme="minorBidi"/>
+        </w:rPr>
+        <w:tab/>
+      </w:r>
+    </w:p>
+    <w:p>
+      <w:pPr>
+        <w:tabs>
+          <w:tab w:val="left" w:pos="7600"/>
+        </w:tabs>
+        <w:rPr>
+          <w:rFonts w:asciiTheme="minorBidi" w:hAnsiTheme="minorBidi" w:cstheme="minorBidi"/>
+        </w:rPr>
+      </w:pPr>
+      <w:hyperlink r:id="rId6" w:history="1">
+        <w:r>
+          <w:rPr>
+            <w:rStyle w:val="Hipervnculo"/>
+            <w:rFonts w:asciiTheme="minorBidi" w:hAnsiTheme="minorBidi" w:cstheme="minorBidi"/>
+          </w:rPr>
+          <w:t>https://github.com/jonathandq21/Compar</w:t>
+        </w:r>
+        <w:r>
+          <w:rPr>
+            <w:rStyle w:val="Hipervnculo"/>
+            <w:rFonts w:asciiTheme="minorBidi" w:hAnsiTheme="minorBidi" w:cstheme="minorBidi"/>
+          </w:rPr>
+          <w:t>a</w:t>
+        </w:r>
+        <w:r>
+          <w:rPr>
+            <w:rStyle w:val="Hipervnculo"/>
+            <w:rFonts w:asciiTheme="minorBidi" w:hAnsiTheme="minorBidi" w:cstheme="minorBidi"/>
+          </w:rPr>
+          <w:t>dor-AFD-AUTOMATAS</w:t>
+        </w:r>
+      </w:hyperlink>
     </w:p>
     <w:sectPr>
       <w:pgSz w:w="12240" w:h="15840"/>
@@ -11934,6 +12143,7 @@
   </w:style>
   <w:style w:type="paragraph" w:styleId="Ttulo1">
     <w:name w:val="heading 1"/>
+    <w:link w:val="Ttulo1Car"/>
     <w:uiPriority w:val="9"/>
     <w:qFormat/>
     <w:pPr>
@@ -12216,6 +12426,44 @@
     <w:uiPriority w:val="1"/>
     <w:qFormat/>
     <w:rsid w:val="00A31C9E"/>
+  </w:style>
+  <w:style w:type="character" w:customStyle="1" w:styleId="Ttulo1Car">
+    <w:name w:val="Título 1 Car"/>
+    <w:basedOn w:val="Fuentedeprrafopredeter"/>
+    <w:link w:val="Ttulo1"/>
+    <w:uiPriority w:val="9"/>
+    <w:rsid w:val="0012251B"/>
+    <w:rPr>
+      <w:b/>
+      <w:bCs/>
+      <w:color w:val="1E2761"/>
+      <w:sz w:val="36"/>
+      <w:szCs w:val="36"/>
+    </w:rPr>
+  </w:style>
+  <w:style w:type="character" w:styleId="Mencinsinresolver">
+    <w:name w:val="Unresolved Mention"/>
+    <w:basedOn w:val="Fuentedeprrafopredeter"/>
+    <w:uiPriority w:val="99"/>
+    <w:semiHidden/>
+    <w:unhideWhenUsed/>
+    <w:rsid w:val="00816F8A"/>
+    <w:rPr>
+      <w:color w:val="605E5C"/>
+      <w:shd w:val="clear" w:color="auto" w:fill="E1DFDD"/>
+    </w:rPr>
+  </w:style>
+  <w:style w:type="character" w:styleId="Hipervnculovisitado">
+    <w:name w:val="FollowedHyperlink"/>
+    <w:basedOn w:val="Fuentedeprrafopredeter"/>
+    <w:uiPriority w:val="99"/>
+    <w:semiHidden/>
+    <w:unhideWhenUsed/>
+    <w:rsid w:val="00816F8A"/>
+    <w:rPr>
+      <w:color w:val="954F72" w:themeColor="followedHyperlink"/>
+      <w:u w:val="single"/>
+    </w:rPr>
   </w:style>
 </w:styles>
 </file>
